--- a/ISO27001/Project plan/Template Project plan.docx
+++ b/ISO27001/Project plan/Template Project plan.docx
@@ -1,6 +1,6 @@
 
 <file path=word/document.xml><?xml version="1.0" encoding="utf-8"?>
-<w:document xmlns:wpc="http://schemas.microsoft.com/office/word/2010/wordprocessingCanvas" xmlns:cx="http://schemas.microsoft.com/office/drawing/2014/chartex" xmlns:cx1="http://schemas.microsoft.com/office/drawing/2015/9/8/chartex" xmlns:cx2="http://schemas.microsoft.com/office/drawing/2015/10/21/chartex" xmlns:cx3="http://schemas.microsoft.com/office/drawing/2016/5/9/chartex" xmlns:cx4="http://schemas.microsoft.com/office/drawing/2016/5/10/chartex" xmlns:cx5="http://schemas.microsoft.com/office/drawing/2016/5/11/chartex" xmlns:cx6="http://schemas.microsoft.com/office/drawing/2016/5/12/chartex" xmlns:cx7="http://schemas.microsoft.com/office/drawing/2016/5/13/chartex" xmlns:cx8="http://schemas.microsoft.com/office/drawing/2016/5/14/chartex" xmlns:mc="http://schemas.openxmlformats.org/markup-compatibility/2006" xmlns:aink="http://schemas.microsoft.com/office/drawing/2016/ink" xmlns:am3d="http://schemas.microsoft.com/office/drawing/2017/model3d" xmlns:o="urn:schemas-microsoft-com:office:office" xmlns:r="http://schemas.openxmlformats.org/officeDocument/2006/relationships" xmlns:m="http://schemas.openxmlformats.org/officeDocument/2006/math" xmlns:v="urn:schemas-microsoft-com:vml" xmlns:wp14="http://schemas.microsoft.com/office/word/2010/wordprocessingDrawing" xmlns:wp="http://schemas.openxmlformats.org/drawingml/2006/wordprocessingDrawing" xmlns:w10="urn:schemas-microsoft-com:office:word" xmlns:w="http://schemas.openxmlformats.org/wordprocessingml/2006/main" xmlns:w14="http://schemas.microsoft.com/office/word/2010/wordml" xmlns:w15="http://schemas.microsoft.com/office/word/2012/wordml" xmlns:w16cid="http://schemas.microsoft.com/office/word/2016/wordml/cid" xmlns:w16se="http://schemas.microsoft.com/office/word/2015/wordml/symex" xmlns:wpg="http://schemas.microsoft.com/office/word/2010/wordprocessingGroup" xmlns:wpi="http://schemas.microsoft.com/office/word/2010/wordprocessingInk" xmlns:wne="http://schemas.microsoft.com/office/word/2006/wordml" xmlns:wps="http://schemas.microsoft.com/office/word/2010/wordprocessingShape" mc:Ignorable="w14 w15 w16se w16cid wp14">
+<w:document xmlns:wpc="http://schemas.microsoft.com/office/word/2010/wordprocessingCanvas" xmlns:cx="http://schemas.microsoft.com/office/drawing/2014/chartex" xmlns:cx1="http://schemas.microsoft.com/office/drawing/2015/9/8/chartex" xmlns:cx2="http://schemas.microsoft.com/office/drawing/2015/10/21/chartex" xmlns:cx3="http://schemas.microsoft.com/office/drawing/2016/5/9/chartex" xmlns:cx4="http://schemas.microsoft.com/office/drawing/2016/5/10/chartex" xmlns:cx5="http://schemas.microsoft.com/office/drawing/2016/5/11/chartex" xmlns:cx6="http://schemas.microsoft.com/office/drawing/2016/5/12/chartex" xmlns:cx7="http://schemas.microsoft.com/office/drawing/2016/5/13/chartex" xmlns:cx8="http://schemas.microsoft.com/office/drawing/2016/5/14/chartex" xmlns:mc="http://schemas.openxmlformats.org/markup-compatibility/2006" xmlns:aink="http://schemas.microsoft.com/office/drawing/2016/ink" xmlns:am3d="http://schemas.microsoft.com/office/drawing/2017/model3d" xmlns:o="urn:schemas-microsoft-com:office:office" xmlns:oel="http://schemas.microsoft.com/office/2019/extlst" xmlns:r="http://schemas.openxmlformats.org/officeDocument/2006/relationships" xmlns:m="http://schemas.openxmlformats.org/officeDocument/2006/math" xmlns:v="urn:schemas-microsoft-com:vml" xmlns:wp14="http://schemas.microsoft.com/office/word/2010/wordprocessingDrawing" xmlns:wp="http://schemas.openxmlformats.org/drawingml/2006/wordprocessingDrawing" xmlns:w10="urn:schemas-microsoft-com:office:word" xmlns:w="http://schemas.openxmlformats.org/wordprocessingml/2006/main" xmlns:w14="http://schemas.microsoft.com/office/word/2010/wordml" xmlns:w15="http://schemas.microsoft.com/office/word/2012/wordml" xmlns:w16cei="http://schemas.microsoft.com/office/word/2026/wordml/cei" xmlns:w16cex="http://schemas.microsoft.com/office/word/2018/wordml/cex" xmlns:w16cid="http://schemas.microsoft.com/office/word/2016/wordml/cid" xmlns:w16="http://schemas.microsoft.com/office/word/2018/wordml" xmlns:w16du="http://schemas.microsoft.com/office/word/2023/wordml/word16du" xmlns:w16sdtdh="http://schemas.microsoft.com/office/word/2020/wordml/sdtdatahash" xmlns:w16sdtfl="http://schemas.microsoft.com/office/word/2024/wordml/sdtformatlock" xmlns:w16se="http://schemas.microsoft.com/office/word/2015/wordml/symex" xmlns:wpg="http://schemas.microsoft.com/office/word/2010/wordprocessingGroup" xmlns:wpi="http://schemas.microsoft.com/office/word/2010/wordprocessingInk" xmlns:wne="http://schemas.microsoft.com/office/word/2006/wordml" xmlns:wps="http://schemas.microsoft.com/office/word/2010/wordprocessingShape" mc:Ignorable="w14 w15 w16se w16cid w16 w16cex w16sdtdh w16sdtfl w16du wp14">
   <w:body>
     <w:p>
       <w:pPr>
@@ -204,8 +204,6 @@
           <w:lang w:val="en-US"/>
         </w:rPr>
       </w:pPr>
-      <w:bookmarkStart w:id="0" w:name="_GoBack"/>
-      <w:bookmarkEnd w:id="0"/>
       <w:r>
         <w:rPr>
           <w:lang w:val="en-US"/>
@@ -434,11 +432,9 @@
         <w:lastRenderedPageBreak/>
         <w:t xml:space="preserve">Is any of the information that is used sensitive or is it a large amount of new </w:t>
       </w:r>
-      <w:proofErr w:type="spellStart"/>
       <w:r>
-        <w:t>peronal</w:t>
+        <w:t>personal</w:t>
       </w:r>
-      <w:proofErr w:type="spellEnd"/>
       <w:r>
         <w:t xml:space="preserve"> identifiable information?</w:t>
       </w:r>
@@ -927,12 +923,16 @@
     <w:p>
       <w:pPr>
         <w:rPr>
-          <w:lang w:val="en-GB"/>
+          <w:rFonts w:asciiTheme="majorHAnsi" w:hAnsiTheme="majorHAnsi" w:cstheme="majorHAnsi"/>
+          <w:sz w:val="22"/>
+          <w:lang w:val="en-US"/>
         </w:rPr>
       </w:pPr>
       <w:r>
         <w:rPr>
-          <w:lang w:val="en-GB"/>
+          <w:rFonts w:asciiTheme="majorHAnsi" w:hAnsiTheme="majorHAnsi" w:cstheme="majorHAnsi"/>
+          <w:sz w:val="22"/>
+          <w:lang w:val="en-US"/>
         </w:rPr>
         <w:t>Does this project require any changes to the information security management system?</w:t>
       </w:r>
@@ -940,19 +940,25 @@
     <w:p>
       <w:pPr>
         <w:rPr>
-          <w:lang w:val="en-GB"/>
+          <w:rFonts w:asciiTheme="majorHAnsi" w:hAnsiTheme="majorHAnsi" w:cstheme="majorHAnsi"/>
+          <w:sz w:val="22"/>
+          <w:lang w:val="en-US"/>
         </w:rPr>
       </w:pPr>
     </w:p>
     <w:p>
       <w:pPr>
         <w:rPr>
-          <w:lang w:val="en-GB"/>
+          <w:rFonts w:asciiTheme="majorHAnsi" w:hAnsiTheme="majorHAnsi" w:cstheme="majorHAnsi"/>
+          <w:sz w:val="22"/>
+          <w:lang w:val="en-US"/>
         </w:rPr>
       </w:pPr>
       <w:r>
         <w:rPr>
-          <w:lang w:val="en-GB"/>
+          <w:rFonts w:asciiTheme="majorHAnsi" w:hAnsiTheme="majorHAnsi" w:cstheme="majorHAnsi"/>
+          <w:sz w:val="22"/>
+          <w:lang w:val="en-US"/>
         </w:rPr>
         <w:t>Does this project improve information security in some way, e.g. through new measures?</w:t>
       </w:r>
@@ -1216,7 +1222,7 @@
 </file>
 
 <file path=word/endnotes.xml><?xml version="1.0" encoding="utf-8"?>
-<w:endnotes xmlns:wpc="http://schemas.microsoft.com/office/word/2010/wordprocessingCanvas" xmlns:cx="http://schemas.microsoft.com/office/drawing/2014/chartex" xmlns:cx1="http://schemas.microsoft.com/office/drawing/2015/9/8/chartex" xmlns:cx2="http://schemas.microsoft.com/office/drawing/2015/10/21/chartex" xmlns:cx3="http://schemas.microsoft.com/office/drawing/2016/5/9/chartex" xmlns:cx4="http://schemas.microsoft.com/office/drawing/2016/5/10/chartex" xmlns:cx5="http://schemas.microsoft.com/office/drawing/2016/5/11/chartex" xmlns:cx6="http://schemas.microsoft.com/office/drawing/2016/5/12/chartex" xmlns:cx7="http://schemas.microsoft.com/office/drawing/2016/5/13/chartex" xmlns:cx8="http://schemas.microsoft.com/office/drawing/2016/5/14/chartex" xmlns:mc="http://schemas.openxmlformats.org/markup-compatibility/2006" xmlns:aink="http://schemas.microsoft.com/office/drawing/2016/ink" xmlns:am3d="http://schemas.microsoft.com/office/drawing/2017/model3d" xmlns:o="urn:schemas-microsoft-com:office:office" xmlns:r="http://schemas.openxmlformats.org/officeDocument/2006/relationships" xmlns:m="http://schemas.openxmlformats.org/officeDocument/2006/math" xmlns:v="urn:schemas-microsoft-com:vml" xmlns:wp14="http://schemas.microsoft.com/office/word/2010/wordprocessingDrawing" xmlns:wp="http://schemas.openxmlformats.org/drawingml/2006/wordprocessingDrawing" xmlns:w10="urn:schemas-microsoft-com:office:word" xmlns:w="http://schemas.openxmlformats.org/wordprocessingml/2006/main" xmlns:w14="http://schemas.microsoft.com/office/word/2010/wordml" xmlns:w15="http://schemas.microsoft.com/office/word/2012/wordml" xmlns:w16cid="http://schemas.microsoft.com/office/word/2016/wordml/cid" xmlns:w16se="http://schemas.microsoft.com/office/word/2015/wordml/symex" xmlns:wpg="http://schemas.microsoft.com/office/word/2010/wordprocessingGroup" xmlns:wpi="http://schemas.microsoft.com/office/word/2010/wordprocessingInk" xmlns:wne="http://schemas.microsoft.com/office/word/2006/wordml" xmlns:wps="http://schemas.microsoft.com/office/word/2010/wordprocessingShape" mc:Ignorable="w14 w15 w16se w16cid wp14">
+<w:endnotes xmlns:wpc="http://schemas.microsoft.com/office/word/2010/wordprocessingCanvas" xmlns:cx="http://schemas.microsoft.com/office/drawing/2014/chartex" xmlns:cx1="http://schemas.microsoft.com/office/drawing/2015/9/8/chartex" xmlns:cx2="http://schemas.microsoft.com/office/drawing/2015/10/21/chartex" xmlns:cx3="http://schemas.microsoft.com/office/drawing/2016/5/9/chartex" xmlns:cx4="http://schemas.microsoft.com/office/drawing/2016/5/10/chartex" xmlns:cx5="http://schemas.microsoft.com/office/drawing/2016/5/11/chartex" xmlns:cx6="http://schemas.microsoft.com/office/drawing/2016/5/12/chartex" xmlns:cx7="http://schemas.microsoft.com/office/drawing/2016/5/13/chartex" xmlns:cx8="http://schemas.microsoft.com/office/drawing/2016/5/14/chartex" xmlns:mc="http://schemas.openxmlformats.org/markup-compatibility/2006" xmlns:aink="http://schemas.microsoft.com/office/drawing/2016/ink" xmlns:am3d="http://schemas.microsoft.com/office/drawing/2017/model3d" xmlns:o="urn:schemas-microsoft-com:office:office" xmlns:oel="http://schemas.microsoft.com/office/2019/extlst" xmlns:r="http://schemas.openxmlformats.org/officeDocument/2006/relationships" xmlns:m="http://schemas.openxmlformats.org/officeDocument/2006/math" xmlns:v="urn:schemas-microsoft-com:vml" xmlns:wp14="http://schemas.microsoft.com/office/word/2010/wordprocessingDrawing" xmlns:wp="http://schemas.openxmlformats.org/drawingml/2006/wordprocessingDrawing" xmlns:w10="urn:schemas-microsoft-com:office:word" xmlns:w="http://schemas.openxmlformats.org/wordprocessingml/2006/main" xmlns:w14="http://schemas.microsoft.com/office/word/2010/wordml" xmlns:w15="http://schemas.microsoft.com/office/word/2012/wordml" xmlns:w16cei="http://schemas.microsoft.com/office/word/2026/wordml/cei" xmlns:w16cex="http://schemas.microsoft.com/office/word/2018/wordml/cex" xmlns:w16cid="http://schemas.microsoft.com/office/word/2016/wordml/cid" xmlns:w16="http://schemas.microsoft.com/office/word/2018/wordml" xmlns:w16du="http://schemas.microsoft.com/office/word/2023/wordml/word16du" xmlns:w16sdtdh="http://schemas.microsoft.com/office/word/2020/wordml/sdtdatahash" xmlns:w16sdtfl="http://schemas.microsoft.com/office/word/2024/wordml/sdtformatlock" xmlns:w16se="http://schemas.microsoft.com/office/word/2015/wordml/symex" xmlns:wpg="http://schemas.microsoft.com/office/word/2010/wordprocessingGroup" xmlns:wpi="http://schemas.microsoft.com/office/word/2010/wordprocessingInk" xmlns:wne="http://schemas.microsoft.com/office/word/2006/wordml" xmlns:wps="http://schemas.microsoft.com/office/word/2010/wordprocessingShape" mc:Ignorable="w14 w15 w16se w16cid w16 w16cex w16sdtdh w16sdtfl w16du wp14">
   <w:endnote w:type="separator" w:id="-1">
     <w:p>
       <w:r>
@@ -1235,7 +1241,7 @@
 </file>
 
 <file path=word/footer1.xml><?xml version="1.0" encoding="utf-8"?>
-<w:ftr xmlns:wpc="http://schemas.microsoft.com/office/word/2010/wordprocessingCanvas" xmlns:cx="http://schemas.microsoft.com/office/drawing/2014/chartex" xmlns:cx1="http://schemas.microsoft.com/office/drawing/2015/9/8/chartex" xmlns:cx2="http://schemas.microsoft.com/office/drawing/2015/10/21/chartex" xmlns:cx3="http://schemas.microsoft.com/office/drawing/2016/5/9/chartex" xmlns:cx4="http://schemas.microsoft.com/office/drawing/2016/5/10/chartex" xmlns:cx5="http://schemas.microsoft.com/office/drawing/2016/5/11/chartex" xmlns:cx6="http://schemas.microsoft.com/office/drawing/2016/5/12/chartex" xmlns:cx7="http://schemas.microsoft.com/office/drawing/2016/5/13/chartex" xmlns:cx8="http://schemas.microsoft.com/office/drawing/2016/5/14/chartex" xmlns:mc="http://schemas.openxmlformats.org/markup-compatibility/2006" xmlns:aink="http://schemas.microsoft.com/office/drawing/2016/ink" xmlns:am3d="http://schemas.microsoft.com/office/drawing/2017/model3d" xmlns:o="urn:schemas-microsoft-com:office:office" xmlns:r="http://schemas.openxmlformats.org/officeDocument/2006/relationships" xmlns:m="http://schemas.openxmlformats.org/officeDocument/2006/math" xmlns:v="urn:schemas-microsoft-com:vml" xmlns:wp14="http://schemas.microsoft.com/office/word/2010/wordprocessingDrawing" xmlns:wp="http://schemas.openxmlformats.org/drawingml/2006/wordprocessingDrawing" xmlns:w10="urn:schemas-microsoft-com:office:word" xmlns:w="http://schemas.openxmlformats.org/wordprocessingml/2006/main" xmlns:w14="http://schemas.microsoft.com/office/word/2010/wordml" xmlns:w15="http://schemas.microsoft.com/office/word/2012/wordml" xmlns:w16cid="http://schemas.microsoft.com/office/word/2016/wordml/cid" xmlns:w16se="http://schemas.microsoft.com/office/word/2015/wordml/symex" xmlns:wpg="http://schemas.microsoft.com/office/word/2010/wordprocessingGroup" xmlns:wpi="http://schemas.microsoft.com/office/word/2010/wordprocessingInk" xmlns:wne="http://schemas.microsoft.com/office/word/2006/wordml" xmlns:wps="http://schemas.microsoft.com/office/word/2010/wordprocessingShape" mc:Ignorable="w14 w15 w16se w16cid wp14">
+<w:ftr xmlns:wpc="http://schemas.microsoft.com/office/word/2010/wordprocessingCanvas" xmlns:cx="http://schemas.microsoft.com/office/drawing/2014/chartex" xmlns:cx1="http://schemas.microsoft.com/office/drawing/2015/9/8/chartex" xmlns:cx2="http://schemas.microsoft.com/office/drawing/2015/10/21/chartex" xmlns:cx3="http://schemas.microsoft.com/office/drawing/2016/5/9/chartex" xmlns:cx4="http://schemas.microsoft.com/office/drawing/2016/5/10/chartex" xmlns:cx5="http://schemas.microsoft.com/office/drawing/2016/5/11/chartex" xmlns:cx6="http://schemas.microsoft.com/office/drawing/2016/5/12/chartex" xmlns:cx7="http://schemas.microsoft.com/office/drawing/2016/5/13/chartex" xmlns:cx8="http://schemas.microsoft.com/office/drawing/2016/5/14/chartex" xmlns:mc="http://schemas.openxmlformats.org/markup-compatibility/2006" xmlns:aink="http://schemas.microsoft.com/office/drawing/2016/ink" xmlns:am3d="http://schemas.microsoft.com/office/drawing/2017/model3d" xmlns:o="urn:schemas-microsoft-com:office:office" xmlns:oel="http://schemas.microsoft.com/office/2019/extlst" xmlns:r="http://schemas.openxmlformats.org/officeDocument/2006/relationships" xmlns:m="http://schemas.openxmlformats.org/officeDocument/2006/math" xmlns:v="urn:schemas-microsoft-com:vml" xmlns:wp14="http://schemas.microsoft.com/office/word/2010/wordprocessingDrawing" xmlns:wp="http://schemas.openxmlformats.org/drawingml/2006/wordprocessingDrawing" xmlns:w10="urn:schemas-microsoft-com:office:word" xmlns:w="http://schemas.openxmlformats.org/wordprocessingml/2006/main" xmlns:w14="http://schemas.microsoft.com/office/word/2010/wordml" xmlns:w15="http://schemas.microsoft.com/office/word/2012/wordml" xmlns:w16cei="http://schemas.microsoft.com/office/word/2026/wordml/cei" xmlns:w16cex="http://schemas.microsoft.com/office/word/2018/wordml/cex" xmlns:w16cid="http://schemas.microsoft.com/office/word/2016/wordml/cid" xmlns:w16="http://schemas.microsoft.com/office/word/2018/wordml" xmlns:w16du="http://schemas.microsoft.com/office/word/2023/wordml/word16du" xmlns:w16sdtdh="http://schemas.microsoft.com/office/word/2020/wordml/sdtdatahash" xmlns:w16sdtfl="http://schemas.microsoft.com/office/word/2024/wordml/sdtformatlock" xmlns:w16se="http://schemas.microsoft.com/office/word/2015/wordml/symex" xmlns:wpg="http://schemas.microsoft.com/office/word/2010/wordprocessingGroup" xmlns:wpi="http://schemas.microsoft.com/office/word/2010/wordprocessingInk" xmlns:wne="http://schemas.microsoft.com/office/word/2006/wordml" xmlns:wps="http://schemas.microsoft.com/office/word/2010/wordprocessingShape" mc:Ignorable="w14 w15 w16se w16cid w16 w16cex w16sdtdh w16sdtfl w16du wp14">
   <w:p>
     <w:pPr>
       <w:pStyle w:val="Footer"/>
@@ -1273,7 +1279,7 @@
 </file>
 
 <file path=word/footer2.xml><?xml version="1.0" encoding="utf-8"?>
-<w:ftr xmlns:wpc="http://schemas.microsoft.com/office/word/2010/wordprocessingCanvas" xmlns:cx="http://schemas.microsoft.com/office/drawing/2014/chartex" xmlns:cx1="http://schemas.microsoft.com/office/drawing/2015/9/8/chartex" xmlns:cx2="http://schemas.microsoft.com/office/drawing/2015/10/21/chartex" xmlns:cx3="http://schemas.microsoft.com/office/drawing/2016/5/9/chartex" xmlns:cx4="http://schemas.microsoft.com/office/drawing/2016/5/10/chartex" xmlns:cx5="http://schemas.microsoft.com/office/drawing/2016/5/11/chartex" xmlns:cx6="http://schemas.microsoft.com/office/drawing/2016/5/12/chartex" xmlns:cx7="http://schemas.microsoft.com/office/drawing/2016/5/13/chartex" xmlns:cx8="http://schemas.microsoft.com/office/drawing/2016/5/14/chartex" xmlns:mc="http://schemas.openxmlformats.org/markup-compatibility/2006" xmlns:aink="http://schemas.microsoft.com/office/drawing/2016/ink" xmlns:am3d="http://schemas.microsoft.com/office/drawing/2017/model3d" xmlns:o="urn:schemas-microsoft-com:office:office" xmlns:r="http://schemas.openxmlformats.org/officeDocument/2006/relationships" xmlns:m="http://schemas.openxmlformats.org/officeDocument/2006/math" xmlns:v="urn:schemas-microsoft-com:vml" xmlns:wp14="http://schemas.microsoft.com/office/word/2010/wordprocessingDrawing" xmlns:wp="http://schemas.openxmlformats.org/drawingml/2006/wordprocessingDrawing" xmlns:w10="urn:schemas-microsoft-com:office:word" xmlns:w="http://schemas.openxmlformats.org/wordprocessingml/2006/main" xmlns:w14="http://schemas.microsoft.com/office/word/2010/wordml" xmlns:w15="http://schemas.microsoft.com/office/word/2012/wordml" xmlns:w16cid="http://schemas.microsoft.com/office/word/2016/wordml/cid" xmlns:w16se="http://schemas.microsoft.com/office/word/2015/wordml/symex" xmlns:wpg="http://schemas.microsoft.com/office/word/2010/wordprocessingGroup" xmlns:wpi="http://schemas.microsoft.com/office/word/2010/wordprocessingInk" xmlns:wne="http://schemas.microsoft.com/office/word/2006/wordml" xmlns:wps="http://schemas.microsoft.com/office/word/2010/wordprocessingShape" mc:Ignorable="w14 w15 w16se w16cid wp14">
+<w:ftr xmlns:wpc="http://schemas.microsoft.com/office/word/2010/wordprocessingCanvas" xmlns:cx="http://schemas.microsoft.com/office/drawing/2014/chartex" xmlns:cx1="http://schemas.microsoft.com/office/drawing/2015/9/8/chartex" xmlns:cx2="http://schemas.microsoft.com/office/drawing/2015/10/21/chartex" xmlns:cx3="http://schemas.microsoft.com/office/drawing/2016/5/9/chartex" xmlns:cx4="http://schemas.microsoft.com/office/drawing/2016/5/10/chartex" xmlns:cx5="http://schemas.microsoft.com/office/drawing/2016/5/11/chartex" xmlns:cx6="http://schemas.microsoft.com/office/drawing/2016/5/12/chartex" xmlns:cx7="http://schemas.microsoft.com/office/drawing/2016/5/13/chartex" xmlns:cx8="http://schemas.microsoft.com/office/drawing/2016/5/14/chartex" xmlns:mc="http://schemas.openxmlformats.org/markup-compatibility/2006" xmlns:aink="http://schemas.microsoft.com/office/drawing/2016/ink" xmlns:am3d="http://schemas.microsoft.com/office/drawing/2017/model3d" xmlns:o="urn:schemas-microsoft-com:office:office" xmlns:oel="http://schemas.microsoft.com/office/2019/extlst" xmlns:r="http://schemas.openxmlformats.org/officeDocument/2006/relationships" xmlns:m="http://schemas.openxmlformats.org/officeDocument/2006/math" xmlns:v="urn:schemas-microsoft-com:vml" xmlns:wp14="http://schemas.microsoft.com/office/word/2010/wordprocessingDrawing" xmlns:wp="http://schemas.openxmlformats.org/drawingml/2006/wordprocessingDrawing" xmlns:w10="urn:schemas-microsoft-com:office:word" xmlns:w="http://schemas.openxmlformats.org/wordprocessingml/2006/main" xmlns:w14="http://schemas.microsoft.com/office/word/2010/wordml" xmlns:w15="http://schemas.microsoft.com/office/word/2012/wordml" xmlns:w16cei="http://schemas.microsoft.com/office/word/2026/wordml/cei" xmlns:w16cex="http://schemas.microsoft.com/office/word/2018/wordml/cex" xmlns:w16cid="http://schemas.microsoft.com/office/word/2016/wordml/cid" xmlns:w16="http://schemas.microsoft.com/office/word/2018/wordml" xmlns:w16du="http://schemas.microsoft.com/office/word/2023/wordml/word16du" xmlns:w16sdtdh="http://schemas.microsoft.com/office/word/2020/wordml/sdtdatahash" xmlns:w16sdtfl="http://schemas.microsoft.com/office/word/2024/wordml/sdtformatlock" xmlns:w16se="http://schemas.microsoft.com/office/word/2015/wordml/symex" xmlns:wpg="http://schemas.microsoft.com/office/word/2010/wordprocessingGroup" xmlns:wpi="http://schemas.microsoft.com/office/word/2010/wordprocessingInk" xmlns:wne="http://schemas.microsoft.com/office/word/2006/wordml" xmlns:wps="http://schemas.microsoft.com/office/word/2010/wordprocessingShape" mc:Ignorable="w14 w15 w16se w16cid w16 w16cex w16sdtdh w16sdtfl w16du wp14">
   <w:p>
     <w:pPr>
       <w:pStyle w:val="Footer"/>
@@ -1350,7 +1356,7 @@
 </file>
 
 <file path=word/footnotes.xml><?xml version="1.0" encoding="utf-8"?>
-<w:footnotes xmlns:wpc="http://schemas.microsoft.com/office/word/2010/wordprocessingCanvas" xmlns:cx="http://schemas.microsoft.com/office/drawing/2014/chartex" xmlns:cx1="http://schemas.microsoft.com/office/drawing/2015/9/8/chartex" xmlns:cx2="http://schemas.microsoft.com/office/drawing/2015/10/21/chartex" xmlns:cx3="http://schemas.microsoft.com/office/drawing/2016/5/9/chartex" xmlns:cx4="http://schemas.microsoft.com/office/drawing/2016/5/10/chartex" xmlns:cx5="http://schemas.microsoft.com/office/drawing/2016/5/11/chartex" xmlns:cx6="http://schemas.microsoft.com/office/drawing/2016/5/12/chartex" xmlns:cx7="http://schemas.microsoft.com/office/drawing/2016/5/13/chartex" xmlns:cx8="http://schemas.microsoft.com/office/drawing/2016/5/14/chartex" xmlns:mc="http://schemas.openxmlformats.org/markup-compatibility/2006" xmlns:aink="http://schemas.microsoft.com/office/drawing/2016/ink" xmlns:am3d="http://schemas.microsoft.com/office/drawing/2017/model3d" xmlns:o="urn:schemas-microsoft-com:office:office" xmlns:r="http://schemas.openxmlformats.org/officeDocument/2006/relationships" xmlns:m="http://schemas.openxmlformats.org/officeDocument/2006/math" xmlns:v="urn:schemas-microsoft-com:vml" xmlns:wp14="http://schemas.microsoft.com/office/word/2010/wordprocessingDrawing" xmlns:wp="http://schemas.openxmlformats.org/drawingml/2006/wordprocessingDrawing" xmlns:w10="urn:schemas-microsoft-com:office:word" xmlns:w="http://schemas.openxmlformats.org/wordprocessingml/2006/main" xmlns:w14="http://schemas.microsoft.com/office/word/2010/wordml" xmlns:w15="http://schemas.microsoft.com/office/word/2012/wordml" xmlns:w16cid="http://schemas.microsoft.com/office/word/2016/wordml/cid" xmlns:w16se="http://schemas.microsoft.com/office/word/2015/wordml/symex" xmlns:wpg="http://schemas.microsoft.com/office/word/2010/wordprocessingGroup" xmlns:wpi="http://schemas.microsoft.com/office/word/2010/wordprocessingInk" xmlns:wne="http://schemas.microsoft.com/office/word/2006/wordml" xmlns:wps="http://schemas.microsoft.com/office/word/2010/wordprocessingShape" mc:Ignorable="w14 w15 w16se w16cid wp14">
+<w:footnotes xmlns:wpc="http://schemas.microsoft.com/office/word/2010/wordprocessingCanvas" xmlns:cx="http://schemas.microsoft.com/office/drawing/2014/chartex" xmlns:cx1="http://schemas.microsoft.com/office/drawing/2015/9/8/chartex" xmlns:cx2="http://schemas.microsoft.com/office/drawing/2015/10/21/chartex" xmlns:cx3="http://schemas.microsoft.com/office/drawing/2016/5/9/chartex" xmlns:cx4="http://schemas.microsoft.com/office/drawing/2016/5/10/chartex" xmlns:cx5="http://schemas.microsoft.com/office/drawing/2016/5/11/chartex" xmlns:cx6="http://schemas.microsoft.com/office/drawing/2016/5/12/chartex" xmlns:cx7="http://schemas.microsoft.com/office/drawing/2016/5/13/chartex" xmlns:cx8="http://schemas.microsoft.com/office/drawing/2016/5/14/chartex" xmlns:mc="http://schemas.openxmlformats.org/markup-compatibility/2006" xmlns:aink="http://schemas.microsoft.com/office/drawing/2016/ink" xmlns:am3d="http://schemas.microsoft.com/office/drawing/2017/model3d" xmlns:o="urn:schemas-microsoft-com:office:office" xmlns:oel="http://schemas.microsoft.com/office/2019/extlst" xmlns:r="http://schemas.openxmlformats.org/officeDocument/2006/relationships" xmlns:m="http://schemas.openxmlformats.org/officeDocument/2006/math" xmlns:v="urn:schemas-microsoft-com:vml" xmlns:wp14="http://schemas.microsoft.com/office/word/2010/wordprocessingDrawing" xmlns:wp="http://schemas.openxmlformats.org/drawingml/2006/wordprocessingDrawing" xmlns:w10="urn:schemas-microsoft-com:office:word" xmlns:w="http://schemas.openxmlformats.org/wordprocessingml/2006/main" xmlns:w14="http://schemas.microsoft.com/office/word/2010/wordml" xmlns:w15="http://schemas.microsoft.com/office/word/2012/wordml" xmlns:w16cei="http://schemas.microsoft.com/office/word/2026/wordml/cei" xmlns:w16cex="http://schemas.microsoft.com/office/word/2018/wordml/cex" xmlns:w16cid="http://schemas.microsoft.com/office/word/2016/wordml/cid" xmlns:w16="http://schemas.microsoft.com/office/word/2018/wordml" xmlns:w16du="http://schemas.microsoft.com/office/word/2023/wordml/word16du" xmlns:w16sdtdh="http://schemas.microsoft.com/office/word/2020/wordml/sdtdatahash" xmlns:w16sdtfl="http://schemas.microsoft.com/office/word/2024/wordml/sdtformatlock" xmlns:w16se="http://schemas.microsoft.com/office/word/2015/wordml/symex" xmlns:wpg="http://schemas.microsoft.com/office/word/2010/wordprocessingGroup" xmlns:wpi="http://schemas.microsoft.com/office/word/2010/wordprocessingInk" xmlns:wne="http://schemas.microsoft.com/office/word/2006/wordml" xmlns:wps="http://schemas.microsoft.com/office/word/2010/wordprocessingShape" mc:Ignorable="w14 w15 w16se w16cid w16 w16cex w16sdtdh w16sdtfl w16du wp14">
   <w:footnote w:type="separator" w:id="-1">
     <w:p>
       <w:r>
@@ -1369,7 +1375,7 @@
 </file>
 
 <file path=word/header1.xml><?xml version="1.0" encoding="utf-8"?>
-<w:hdr xmlns:wpc="http://schemas.microsoft.com/office/word/2010/wordprocessingCanvas" xmlns:cx="http://schemas.microsoft.com/office/drawing/2014/chartex" xmlns:cx1="http://schemas.microsoft.com/office/drawing/2015/9/8/chartex" xmlns:cx2="http://schemas.microsoft.com/office/drawing/2015/10/21/chartex" xmlns:cx3="http://schemas.microsoft.com/office/drawing/2016/5/9/chartex" xmlns:cx4="http://schemas.microsoft.com/office/drawing/2016/5/10/chartex" xmlns:cx5="http://schemas.microsoft.com/office/drawing/2016/5/11/chartex" xmlns:cx6="http://schemas.microsoft.com/office/drawing/2016/5/12/chartex" xmlns:cx7="http://schemas.microsoft.com/office/drawing/2016/5/13/chartex" xmlns:cx8="http://schemas.microsoft.com/office/drawing/2016/5/14/chartex" xmlns:mc="http://schemas.openxmlformats.org/markup-compatibility/2006" xmlns:aink="http://schemas.microsoft.com/office/drawing/2016/ink" xmlns:am3d="http://schemas.microsoft.com/office/drawing/2017/model3d" xmlns:o="urn:schemas-microsoft-com:office:office" xmlns:r="http://schemas.openxmlformats.org/officeDocument/2006/relationships" xmlns:m="http://schemas.openxmlformats.org/officeDocument/2006/math" xmlns:v="urn:schemas-microsoft-com:vml" xmlns:wp14="http://schemas.microsoft.com/office/word/2010/wordprocessingDrawing" xmlns:wp="http://schemas.openxmlformats.org/drawingml/2006/wordprocessingDrawing" xmlns:w10="urn:schemas-microsoft-com:office:word" xmlns:w="http://schemas.openxmlformats.org/wordprocessingml/2006/main" xmlns:w14="http://schemas.microsoft.com/office/word/2010/wordml" xmlns:w15="http://schemas.microsoft.com/office/word/2012/wordml" xmlns:w16cid="http://schemas.microsoft.com/office/word/2016/wordml/cid" xmlns:w16se="http://schemas.microsoft.com/office/word/2015/wordml/symex" xmlns:wpg="http://schemas.microsoft.com/office/word/2010/wordprocessingGroup" xmlns:wpi="http://schemas.microsoft.com/office/word/2010/wordprocessingInk" xmlns:wne="http://schemas.microsoft.com/office/word/2006/wordml" xmlns:wps="http://schemas.microsoft.com/office/word/2010/wordprocessingShape" mc:Ignorable="w14 w15 w16se w16cid wp14">
+<w:hdr xmlns:wpc="http://schemas.microsoft.com/office/word/2010/wordprocessingCanvas" xmlns:cx="http://schemas.microsoft.com/office/drawing/2014/chartex" xmlns:cx1="http://schemas.microsoft.com/office/drawing/2015/9/8/chartex" xmlns:cx2="http://schemas.microsoft.com/office/drawing/2015/10/21/chartex" xmlns:cx3="http://schemas.microsoft.com/office/drawing/2016/5/9/chartex" xmlns:cx4="http://schemas.microsoft.com/office/drawing/2016/5/10/chartex" xmlns:cx5="http://schemas.microsoft.com/office/drawing/2016/5/11/chartex" xmlns:cx6="http://schemas.microsoft.com/office/drawing/2016/5/12/chartex" xmlns:cx7="http://schemas.microsoft.com/office/drawing/2016/5/13/chartex" xmlns:cx8="http://schemas.microsoft.com/office/drawing/2016/5/14/chartex" xmlns:mc="http://schemas.openxmlformats.org/markup-compatibility/2006" xmlns:aink="http://schemas.microsoft.com/office/drawing/2016/ink" xmlns:am3d="http://schemas.microsoft.com/office/drawing/2017/model3d" xmlns:o="urn:schemas-microsoft-com:office:office" xmlns:oel="http://schemas.microsoft.com/office/2019/extlst" xmlns:r="http://schemas.openxmlformats.org/officeDocument/2006/relationships" xmlns:m="http://schemas.openxmlformats.org/officeDocument/2006/math" xmlns:v="urn:schemas-microsoft-com:vml" xmlns:wp14="http://schemas.microsoft.com/office/word/2010/wordprocessingDrawing" xmlns:wp="http://schemas.openxmlformats.org/drawingml/2006/wordprocessingDrawing" xmlns:w10="urn:schemas-microsoft-com:office:word" xmlns:w="http://schemas.openxmlformats.org/wordprocessingml/2006/main" xmlns:w14="http://schemas.microsoft.com/office/word/2010/wordml" xmlns:w15="http://schemas.microsoft.com/office/word/2012/wordml" xmlns:w16cei="http://schemas.microsoft.com/office/word/2026/wordml/cei" xmlns:w16cex="http://schemas.microsoft.com/office/word/2018/wordml/cex" xmlns:w16cid="http://schemas.microsoft.com/office/word/2016/wordml/cid" xmlns:w16="http://schemas.microsoft.com/office/word/2018/wordml" xmlns:w16du="http://schemas.microsoft.com/office/word/2023/wordml/word16du" xmlns:w16sdtdh="http://schemas.microsoft.com/office/word/2020/wordml/sdtdatahash" xmlns:w16sdtfl="http://schemas.microsoft.com/office/word/2024/wordml/sdtformatlock" xmlns:w16se="http://schemas.microsoft.com/office/word/2015/wordml/symex" xmlns:wpg="http://schemas.microsoft.com/office/word/2010/wordprocessingGroup" xmlns:wpi="http://schemas.microsoft.com/office/word/2010/wordprocessingInk" xmlns:wne="http://schemas.microsoft.com/office/word/2006/wordml" xmlns:wps="http://schemas.microsoft.com/office/word/2010/wordprocessingShape" mc:Ignorable="w14 w15 w16se w16cid w16 w16cex w16sdtdh w16sdtfl w16du wp14">
   <w:p>
     <w:pPr>
       <w:pStyle w:val="Header"/>
@@ -1481,7 +1487,7 @@
 </file>
 
 <file path=word/numbering.xml><?xml version="1.0" encoding="utf-8"?>
-<w:numbering xmlns:wpc="http://schemas.microsoft.com/office/word/2010/wordprocessingCanvas" xmlns:cx="http://schemas.microsoft.com/office/drawing/2014/chartex" xmlns:cx1="http://schemas.microsoft.com/office/drawing/2015/9/8/chartex" xmlns:cx2="http://schemas.microsoft.com/office/drawing/2015/10/21/chartex" xmlns:cx3="http://schemas.microsoft.com/office/drawing/2016/5/9/chartex" xmlns:cx4="http://schemas.microsoft.com/office/drawing/2016/5/10/chartex" xmlns:cx5="http://schemas.microsoft.com/office/drawing/2016/5/11/chartex" xmlns:cx6="http://schemas.microsoft.com/office/drawing/2016/5/12/chartex" xmlns:cx7="http://schemas.microsoft.com/office/drawing/2016/5/13/chartex" xmlns:cx8="http://schemas.microsoft.com/office/drawing/2016/5/14/chartex" xmlns:mc="http://schemas.openxmlformats.org/markup-compatibility/2006" xmlns:aink="http://schemas.microsoft.com/office/drawing/2016/ink" xmlns:am3d="http://schemas.microsoft.com/office/drawing/2017/model3d" xmlns:o="urn:schemas-microsoft-com:office:office" xmlns:r="http://schemas.openxmlformats.org/officeDocument/2006/relationships" xmlns:m="http://schemas.openxmlformats.org/officeDocument/2006/math" xmlns:v="urn:schemas-microsoft-com:vml" xmlns:wp14="http://schemas.microsoft.com/office/word/2010/wordprocessingDrawing" xmlns:wp="http://schemas.openxmlformats.org/drawingml/2006/wordprocessingDrawing" xmlns:w10="urn:schemas-microsoft-com:office:word" xmlns:w="http://schemas.openxmlformats.org/wordprocessingml/2006/main" xmlns:w14="http://schemas.microsoft.com/office/word/2010/wordml" xmlns:w15="http://schemas.microsoft.com/office/word/2012/wordml" xmlns:w16cid="http://schemas.microsoft.com/office/word/2016/wordml/cid" xmlns:w16se="http://schemas.microsoft.com/office/word/2015/wordml/symex" xmlns:wpg="http://schemas.microsoft.com/office/word/2010/wordprocessingGroup" xmlns:wpi="http://schemas.microsoft.com/office/word/2010/wordprocessingInk" xmlns:wne="http://schemas.microsoft.com/office/word/2006/wordml" xmlns:wps="http://schemas.microsoft.com/office/word/2010/wordprocessingShape" mc:Ignorable="w14 w15 w16se w16cid wp14">
+<w:numbering xmlns:wpc="http://schemas.microsoft.com/office/word/2010/wordprocessingCanvas" xmlns:cx="http://schemas.microsoft.com/office/drawing/2014/chartex" xmlns:cx1="http://schemas.microsoft.com/office/drawing/2015/9/8/chartex" xmlns:cx2="http://schemas.microsoft.com/office/drawing/2015/10/21/chartex" xmlns:cx3="http://schemas.microsoft.com/office/drawing/2016/5/9/chartex" xmlns:cx4="http://schemas.microsoft.com/office/drawing/2016/5/10/chartex" xmlns:cx5="http://schemas.microsoft.com/office/drawing/2016/5/11/chartex" xmlns:cx6="http://schemas.microsoft.com/office/drawing/2016/5/12/chartex" xmlns:cx7="http://schemas.microsoft.com/office/drawing/2016/5/13/chartex" xmlns:cx8="http://schemas.microsoft.com/office/drawing/2016/5/14/chartex" xmlns:mc="http://schemas.openxmlformats.org/markup-compatibility/2006" xmlns:aink="http://schemas.microsoft.com/office/drawing/2016/ink" xmlns:am3d="http://schemas.microsoft.com/office/drawing/2017/model3d" xmlns:o="urn:schemas-microsoft-com:office:office" xmlns:oel="http://schemas.microsoft.com/office/2019/extlst" xmlns:r="http://schemas.openxmlformats.org/officeDocument/2006/relationships" xmlns:m="http://schemas.openxmlformats.org/officeDocument/2006/math" xmlns:v="urn:schemas-microsoft-com:vml" xmlns:wp14="http://schemas.microsoft.com/office/word/2010/wordprocessingDrawing" xmlns:wp="http://schemas.openxmlformats.org/drawingml/2006/wordprocessingDrawing" xmlns:w10="urn:schemas-microsoft-com:office:word" xmlns:w="http://schemas.openxmlformats.org/wordprocessingml/2006/main" xmlns:w14="http://schemas.microsoft.com/office/word/2010/wordml" xmlns:w15="http://schemas.microsoft.com/office/word/2012/wordml" xmlns:w16cei="http://schemas.microsoft.com/office/word/2026/wordml/cei" xmlns:w16cex="http://schemas.microsoft.com/office/word/2018/wordml/cex" xmlns:w16cid="http://schemas.microsoft.com/office/word/2016/wordml/cid" xmlns:w16="http://schemas.microsoft.com/office/word/2018/wordml" xmlns:w16du="http://schemas.microsoft.com/office/word/2023/wordml/word16du" xmlns:w16sdtdh="http://schemas.microsoft.com/office/word/2020/wordml/sdtdatahash" xmlns:w16sdtfl="http://schemas.microsoft.com/office/word/2024/wordml/sdtformatlock" xmlns:w16se="http://schemas.microsoft.com/office/word/2015/wordml/symex" xmlns:wpg="http://schemas.microsoft.com/office/word/2010/wordprocessingGroup" xmlns:wpi="http://schemas.microsoft.com/office/word/2010/wordprocessingInk" xmlns:wne="http://schemas.microsoft.com/office/word/2006/wordml" xmlns:wps="http://schemas.microsoft.com/office/word/2010/wordprocessingShape" mc:Ignorable="w14 w15 w16se w16cid w16 w16cex w16sdtdh w16sdtfl w16du wp14">
   <w:abstractNum w:abstractNumId="0" w15:restartNumberingAfterBreak="0">
     <w:nsid w:val="00000001"/>
     <w:multiLevelType w:val="hybridMultilevel"/>
@@ -6633,155 +6639,155 @@
       </w:pPr>
     </w:lvl>
   </w:abstractNum>
-  <w:num w:numId="1">
+  <w:num w:numId="1" w16cid:durableId="172385018">
     <w:abstractNumId w:val="42"/>
   </w:num>
-  <w:num w:numId="2">
+  <w:num w:numId="2" w16cid:durableId="1056666960">
     <w:abstractNumId w:val="21"/>
   </w:num>
-  <w:num w:numId="3">
+  <w:num w:numId="3" w16cid:durableId="1097217055">
     <w:abstractNumId w:val="4"/>
   </w:num>
-  <w:num w:numId="4">
+  <w:num w:numId="4" w16cid:durableId="1281453565">
     <w:abstractNumId w:val="47"/>
   </w:num>
-  <w:num w:numId="5">
+  <w:num w:numId="5" w16cid:durableId="1938128573">
     <w:abstractNumId w:val="17"/>
   </w:num>
-  <w:num w:numId="6">
+  <w:num w:numId="6" w16cid:durableId="663508677">
     <w:abstractNumId w:val="9"/>
   </w:num>
-  <w:num w:numId="7">
+  <w:num w:numId="7" w16cid:durableId="1986858895">
     <w:abstractNumId w:val="15"/>
   </w:num>
-  <w:num w:numId="8">
+  <w:num w:numId="8" w16cid:durableId="1900357388">
     <w:abstractNumId w:val="25"/>
   </w:num>
-  <w:num w:numId="9">
+  <w:num w:numId="9" w16cid:durableId="467675459">
     <w:abstractNumId w:val="19"/>
   </w:num>
-  <w:num w:numId="10">
+  <w:num w:numId="10" w16cid:durableId="444928388">
     <w:abstractNumId w:val="30"/>
   </w:num>
-  <w:num w:numId="11">
+  <w:num w:numId="11" w16cid:durableId="2140175320">
     <w:abstractNumId w:val="34"/>
   </w:num>
-  <w:num w:numId="12">
+  <w:num w:numId="12" w16cid:durableId="1625769474">
     <w:abstractNumId w:val="41"/>
   </w:num>
-  <w:num w:numId="13">
+  <w:num w:numId="13" w16cid:durableId="1818257398">
     <w:abstractNumId w:val="0"/>
   </w:num>
-  <w:num w:numId="14">
+  <w:num w:numId="14" w16cid:durableId="812256560">
     <w:abstractNumId w:val="1"/>
   </w:num>
-  <w:num w:numId="15">
+  <w:num w:numId="15" w16cid:durableId="1860002550">
     <w:abstractNumId w:val="12"/>
   </w:num>
-  <w:num w:numId="16">
+  <w:num w:numId="16" w16cid:durableId="1058288630">
     <w:abstractNumId w:val="22"/>
   </w:num>
-  <w:num w:numId="17">
+  <w:num w:numId="17" w16cid:durableId="237986881">
     <w:abstractNumId w:val="26"/>
   </w:num>
-  <w:num w:numId="18">
+  <w:num w:numId="18" w16cid:durableId="2048022260">
     <w:abstractNumId w:val="5"/>
   </w:num>
-  <w:num w:numId="19">
+  <w:num w:numId="19" w16cid:durableId="1108506592">
     <w:abstractNumId w:val="16"/>
   </w:num>
-  <w:num w:numId="20">
+  <w:num w:numId="20" w16cid:durableId="284507465">
     <w:abstractNumId w:val="37"/>
   </w:num>
-  <w:num w:numId="21">
+  <w:num w:numId="21" w16cid:durableId="1964850464">
     <w:abstractNumId w:val="27"/>
   </w:num>
-  <w:num w:numId="22">
+  <w:num w:numId="22" w16cid:durableId="1678725999">
     <w:abstractNumId w:val="36"/>
   </w:num>
-  <w:num w:numId="23">
+  <w:num w:numId="23" w16cid:durableId="2114662619">
     <w:abstractNumId w:val="24"/>
   </w:num>
-  <w:num w:numId="24">
+  <w:num w:numId="24" w16cid:durableId="493299322">
     <w:abstractNumId w:val="45"/>
   </w:num>
-  <w:num w:numId="25">
+  <w:num w:numId="25" w16cid:durableId="914970285">
     <w:abstractNumId w:val="38"/>
   </w:num>
-  <w:num w:numId="26">
+  <w:num w:numId="26" w16cid:durableId="2047870990">
     <w:abstractNumId w:val="29"/>
   </w:num>
-  <w:num w:numId="27">
+  <w:num w:numId="27" w16cid:durableId="581527361">
     <w:abstractNumId w:val="28"/>
   </w:num>
-  <w:num w:numId="28">
+  <w:num w:numId="28" w16cid:durableId="1445150177">
     <w:abstractNumId w:val="2"/>
   </w:num>
-  <w:num w:numId="29">
+  <w:num w:numId="29" w16cid:durableId="1884629700">
     <w:abstractNumId w:val="40"/>
   </w:num>
-  <w:num w:numId="30">
+  <w:num w:numId="30" w16cid:durableId="631986201">
     <w:abstractNumId w:val="43"/>
   </w:num>
-  <w:num w:numId="31">
+  <w:num w:numId="31" w16cid:durableId="623392288">
     <w:abstractNumId w:val="8"/>
   </w:num>
-  <w:num w:numId="32">
+  <w:num w:numId="32" w16cid:durableId="1008216110">
     <w:abstractNumId w:val="32"/>
   </w:num>
-  <w:num w:numId="33">
+  <w:num w:numId="33" w16cid:durableId="47190508">
     <w:abstractNumId w:val="3"/>
   </w:num>
-  <w:num w:numId="34">
+  <w:num w:numId="34" w16cid:durableId="2127384926">
     <w:abstractNumId w:val="39"/>
   </w:num>
-  <w:num w:numId="35">
+  <w:num w:numId="35" w16cid:durableId="1055394574">
     <w:abstractNumId w:val="23"/>
   </w:num>
-  <w:num w:numId="36">
+  <w:num w:numId="36" w16cid:durableId="7947379">
     <w:abstractNumId w:val="20"/>
   </w:num>
-  <w:num w:numId="37">
+  <w:num w:numId="37" w16cid:durableId="1236476421">
     <w:abstractNumId w:val="14"/>
   </w:num>
-  <w:num w:numId="38">
+  <w:num w:numId="38" w16cid:durableId="1304853608">
     <w:abstractNumId w:val="46"/>
   </w:num>
-  <w:num w:numId="39">
+  <w:num w:numId="39" w16cid:durableId="1016344710">
     <w:abstractNumId w:val="7"/>
   </w:num>
-  <w:num w:numId="40">
+  <w:num w:numId="40" w16cid:durableId="1405759180">
     <w:abstractNumId w:val="10"/>
   </w:num>
-  <w:num w:numId="41">
+  <w:num w:numId="41" w16cid:durableId="591204179">
     <w:abstractNumId w:val="35"/>
   </w:num>
-  <w:num w:numId="42">
+  <w:num w:numId="42" w16cid:durableId="472216541">
     <w:abstractNumId w:val="6"/>
   </w:num>
-  <w:num w:numId="43">
+  <w:num w:numId="43" w16cid:durableId="1401176183">
     <w:abstractNumId w:val="11"/>
   </w:num>
-  <w:num w:numId="44">
+  <w:num w:numId="44" w16cid:durableId="1593003954">
     <w:abstractNumId w:val="13"/>
   </w:num>
-  <w:num w:numId="45">
+  <w:num w:numId="45" w16cid:durableId="418407971">
     <w:abstractNumId w:val="18"/>
   </w:num>
-  <w:num w:numId="46">
+  <w:num w:numId="46" w16cid:durableId="323630221">
     <w:abstractNumId w:val="44"/>
   </w:num>
-  <w:num w:numId="47">
+  <w:num w:numId="47" w16cid:durableId="1247350036">
     <w:abstractNumId w:val="33"/>
   </w:num>
-  <w:num w:numId="48">
+  <w:num w:numId="48" w16cid:durableId="389887434">
     <w:abstractNumId w:val="31"/>
   </w:num>
 </w:numbering>
 </file>
 
 <file path=word/styles.xml><?xml version="1.0" encoding="utf-8"?>
-<w:styles xmlns:mc="http://schemas.openxmlformats.org/markup-compatibility/2006" xmlns:r="http://schemas.openxmlformats.org/officeDocument/2006/relationships" xmlns:w="http://schemas.openxmlformats.org/wordprocessingml/2006/main" xmlns:w14="http://schemas.microsoft.com/office/word/2010/wordml" xmlns:w15="http://schemas.microsoft.com/office/word/2012/wordml" xmlns:w16cid="http://schemas.microsoft.com/office/word/2016/wordml/cid" xmlns:w16se="http://schemas.microsoft.com/office/word/2015/wordml/symex" mc:Ignorable="w14 w15 w16se w16cid">
+<w:styles xmlns:mc="http://schemas.openxmlformats.org/markup-compatibility/2006" xmlns:r="http://schemas.openxmlformats.org/officeDocument/2006/relationships" xmlns:w="http://schemas.openxmlformats.org/wordprocessingml/2006/main" xmlns:w14="http://schemas.microsoft.com/office/word/2010/wordml" xmlns:w15="http://schemas.microsoft.com/office/word/2012/wordml" xmlns:w16cex="http://schemas.microsoft.com/office/word/2018/wordml/cex" xmlns:w16cid="http://schemas.microsoft.com/office/word/2016/wordml/cid" xmlns:w16="http://schemas.microsoft.com/office/word/2018/wordml" xmlns:w16du="http://schemas.microsoft.com/office/word/2023/wordml/word16du" xmlns:w16sdtdh="http://schemas.microsoft.com/office/word/2020/wordml/sdtdatahash" xmlns:w16sdtfl="http://schemas.microsoft.com/office/word/2024/wordml/sdtformatlock" xmlns:w16se="http://schemas.microsoft.com/office/word/2015/wordml/symex" mc:Ignorable="w14 w15 w16se w16cid w16 w16cex w16sdtdh w16sdtfl w16du">
   <w:docDefaults>
     <w:rPrDefault>
       <w:rPr>
@@ -6793,7 +6799,7 @@
     </w:rPrDefault>
     <w:pPrDefault/>
   </w:docDefaults>
-  <w:latentStyles w:defLockedState="0" w:defUIPriority="99" w:defSemiHidden="0" w:defUnhideWhenUsed="0" w:defQFormat="0" w:count="375">
+  <w:latentStyles w:defLockedState="0" w:defUIPriority="99" w:defSemiHidden="0" w:defUnhideWhenUsed="0" w:defQFormat="0" w:count="376">
     <w:lsdException w:name="Normal" w:uiPriority="0" w:qFormat="1"/>
     <w:lsdException w:name="heading 1" w:uiPriority="0" w:qFormat="1"/>
     <w:lsdException w:name="heading 2" w:semiHidden="1" w:uiPriority="0" w:unhideWhenUsed="1" w:qFormat="1"/>
@@ -7160,6 +7166,7 @@
     <w:lsdException w:name="Smart Hyperlink" w:semiHidden="1" w:unhideWhenUsed="1"/>
     <w:lsdException w:name="Hashtag" w:semiHidden="1" w:unhideWhenUsed="1"/>
     <w:lsdException w:name="Unresolved Mention" w:semiHidden="1" w:unhideWhenUsed="1"/>
+    <w:lsdException w:name="Smart Link" w:semiHidden="1" w:unhideWhenUsed="1"/>
   </w:latentStyles>
   <w:style w:type="paragraph" w:default="1" w:styleId="Normal">
     <w:name w:val="Normal"/>
